--- a/project/documents/multidocmerge/DecisionAppeal.docx
+++ b/project/documents/multidocmerge/DecisionAppeal.docx
@@ -56,10 +56,9 @@
     <w:p>
       <w:pPr>
         <w:pStyle w:val="NormalWeb"/>
-        <w:spacing w:before="0" w:beforeAutospacing="0" w:after="0" w:afterAutospacing="0"/>
-      </w:pPr>
-      <w:r>
-        <w:t>&lt;&lt;This.upperFirmName&gt;&gt;</w:t>
+      </w:pPr>
+      <w:r>
+        <w:t>Schwegman Lundberg &amp; Woessner, P.A.</w:t>
       </w:r>
     </w:p>
     <w:p>
@@ -74,15 +73,7 @@
         <w:spacing w:before="0" w:beforeAutospacing="0" w:after="0" w:afterAutospacing="0"/>
       </w:pPr>
       <w:r>
-        <w:t>&lt;&lt;This.WAName&gt;&gt; &lt;&lt;This.WAPhone&gt;</w:t>
-      </w:r>
-      <w:proofErr w:type="gramStart"/>
-      <w:r>
-        <w:t>&gt;  &lt;&lt;This.WAEmail</w:t>
-      </w:r>
-      <w:proofErr w:type="gramEnd"/>
-      <w:r>
-        <w:t>&gt;&gt;</w:t>
+        <w:t>&lt;&lt;This.WAName&gt;&gt; &lt;&lt;This.WAPhone&gt;&gt;  &lt;&lt;This.WAEmail&gt;&gt;</w:t>
       </w:r>
     </w:p>
     <w:p>
@@ -91,15 +82,7 @@
         <w:spacing w:before="0" w:beforeAutospacing="0" w:after="0" w:afterAutospacing="0"/>
       </w:pPr>
       <w:r>
-        <w:t>&lt;&lt;This.paraName&gt;&gt; &lt;&lt;This.paraPhone&gt;</w:t>
-      </w:r>
-      <w:proofErr w:type="gramStart"/>
-      <w:r>
-        <w:t>&gt;  &lt;&lt;This.paraEmail</w:t>
-      </w:r>
-      <w:proofErr w:type="gramEnd"/>
-      <w:r>
-        <w:t>&gt;&gt;</w:t>
+        <w:t>&lt;&lt;This.paraName&gt;&gt; &lt;&lt;This.paraPhone&gt;&gt;  &lt;&lt;This.paraEmail&gt;&gt;</w:t>
       </w:r>
     </w:p>
     <w:p>
@@ -172,8 +155,8 @@
         </w:rPr>
         <w:tab/>
       </w:r>
-      <w:smartTag w:uri="urn:schemas-microsoft-com:office:smarttags" w:element="country-region">
-        <w:smartTag w:uri="urn:schemas-microsoft-com:office:smarttags" w:element="place">
+      <w:smartTag w:uri="urn:schemas-microsoft-com:office:smarttags" w:element="place">
+        <w:smartTag w:uri="urn:schemas-microsoft-com:office:smarttags" w:element="country-region">
           <w:r>
             <w:rPr>
               <w:noProof/>
@@ -225,15 +208,7 @@
         </w:rPr>
       </w:pPr>
       <w:r>
-        <w:t xml:space="preserve">The following represents new activity on the </w:t>
-      </w:r>
-      <w:proofErr w:type="gramStart"/>
-      <w:r>
-        <w:t>above mentioned</w:t>
-      </w:r>
-      <w:proofErr w:type="gramEnd"/>
-      <w:r>
-        <w:t xml:space="preserve"> matter. </w:t>
+        <w:t xml:space="preserve">The following represents new activity on the above mentioned matter. </w:t>
       </w:r>
     </w:p>
     <w:p>
@@ -315,7 +290,7 @@
         <w:rPr>
           <w:noProof/>
         </w:rPr>
-        <w:t>Affirmed</w:t>
+        <w:t>&lt;&lt;decTxt&gt;&gt;</w:t>
       </w:r>
     </w:p>
     <w:p>
@@ -347,147 +322,13 @@
         <w:rPr>
           <w:noProof/>
         </w:rPr>
-        <w:t xml:space="preserve">Please provide </w:t>
-      </w:r>
-      <w:r>
-        <w:rPr>
-          <w:noProof/>
-        </w:rPr>
-        <w:t xml:space="preserve">authorization and </w:t>
-      </w:r>
-      <w:r>
-        <w:rPr>
-          <w:noProof/>
-        </w:rPr>
-        <w:t xml:space="preserve">instructions by </w:t>
-      </w:r>
-      <w:r>
-        <w:rPr>
-          <w:b/>
-          <w:noProof/>
-        </w:rPr>
-        <w:t>&lt;&lt;instDate&gt;&gt;</w:t>
-      </w:r>
-      <w:r>
-        <w:rPr>
-          <w:noProof/>
-        </w:rPr>
-        <w:t xml:space="preserve"> for filing a response to the </w:t>
-      </w:r>
-      <w:r>
-        <w:rPr>
-          <w:noProof/>
-        </w:rPr>
-        <w:t>Decision on Appeal</w:t>
-      </w:r>
-      <w:r>
-        <w:rPr>
-          <w:noProof/>
-        </w:rPr>
-        <w:t>.</w:t>
-      </w:r>
-      <w:r>
-        <w:rPr>
-          <w:noProof/>
-        </w:rPr>
-        <w:t xml:space="preserve">  The </w:t>
-      </w:r>
-      <w:r>
-        <w:rPr>
-          <w:noProof/>
-        </w:rPr>
-        <w:t xml:space="preserve">final </w:t>
-      </w:r>
-      <w:r>
-        <w:rPr>
-          <w:noProof/>
-        </w:rPr>
-        <w:t xml:space="preserve">due date for response is </w:t>
-      </w:r>
-      <w:r>
-        <w:rPr>
-          <w:b/>
-          <w:noProof/>
-        </w:rPr>
-        <w:t>&lt;&lt;</w:t>
-      </w:r>
-      <w:r>
-        <w:rPr>
-          <w:b/>
-          <w:noProof/>
-        </w:rPr>
-        <w:t>RRRR</w:t>
-      </w:r>
-      <w:r>
-        <w:rPr>
-          <w:b/>
-          <w:noProof/>
-        </w:rPr>
-        <w:t>2</w:t>
-      </w:r>
-      <w:r>
-        <w:rPr>
-          <w:b/>
-          <w:noProof/>
-        </w:rPr>
-        <w:t>Mo&gt;&gt;</w:t>
-      </w:r>
-      <w:r>
-        <w:rPr>
-          <w:b/>
-          <w:noProof/>
-        </w:rPr>
-        <w:t>.</w:t>
-      </w:r>
-      <w:r>
-        <w:rPr>
-          <w:noProof/>
-        </w:rPr>
-        <w:t xml:space="preserve"> This date is NOT extendable. Failure to respond will result in abandonment of the application.</w:t>
-      </w:r>
-    </w:p>
-    <w:p>
-      <w:pPr>
-        <w:rPr>
-          <w:noProof/>
-        </w:rPr>
-      </w:pPr>
-    </w:p>
-    <w:p>
-      <w:r>
-        <w:t>OPTIONS FOR RESPONSE:</w:t>
-      </w:r>
-      <w:r>
-        <w:t xml:space="preserve"> Appeal</w:t>
-      </w:r>
-      <w:r>
-        <w:t xml:space="preserve"> the Decision to the </w:t>
-      </w:r>
-      <w:r>
-        <w:t>Court of Appeals for the Federal Circuit</w:t>
-      </w:r>
-      <w:r>
-        <w:t>; Request a Rehearing; Reopen</w:t>
-      </w:r>
-      <w:r>
-        <w:t xml:space="preserve"> prosecution by filing a Request f</w:t>
-      </w:r>
-      <w:r>
-        <w:t xml:space="preserve">or Continued Examination; </w:t>
-      </w:r>
-      <w:r>
-        <w:t>Allow the application to go abandoned</w:t>
-      </w:r>
-      <w:r>
-        <w:t>.</w:t>
-      </w:r>
-    </w:p>
-    <w:p>
-      <w:pPr>
-        <w:rPr>
-          <w:noProof/>
-        </w:rPr>
-      </w:pPr>
+        <w:t>&lt;&lt;actTxt&gt;&gt;</w:t>
+      </w:r>
+    </w:p>
+    <w:p>
+      <w:r>
+        <w:t>&lt;&lt;optionsTxt&gt;&gt;</w:t>
+      </w:r>
     </w:p>
     <w:p>
       <w:r>
@@ -500,7 +341,7 @@
         <w:rPr>
           <w:noProof/>
         </w:rPr>
-        <w:t xml:space="preserve">When you have reviewed these materials, please call </w:t>
+        <w:t>&lt;&lt;addtxt1&gt;&gt;</w:t>
       </w:r>
       <w:r>
         <w:rPr>
@@ -512,7 +353,7 @@
         <w:rPr>
           <w:noProof/>
         </w:rPr>
-        <w:t xml:space="preserve"> to discuss the appropriate response.</w:t>
+        <w:t>&lt;&lt;addtxt2&gt;&gt;</w:t>
       </w:r>
     </w:p>
     <w:p/>
